--- a/pr-preview/pr-163/random-variables.docx
+++ b/pr-preview/pr-163/random-variables.docx
@@ -15,7 +15,7 @@
         <w:pStyle w:val="Date"/>
       </w:pPr>
       <w:r>
-        <w:t xml:space="preserve">Last modified: 2026-10-15 01:25:47 (PDT)</w:t>
+        <w:t xml:space="preserve">Last modified: 2026-10-15 08:11:10 (PDT)</w:t>
       </w:r>
     </w:p>
     <w:bookmarkStart w:id="25" w:name="sec-random-variables"/>
@@ -9385,7 +9385,7 @@
           <w:b/>
           <w:bCs/>
         </w:rPr>
-        <w:t xml:space="preserve">Definition 10 (Normal distribution)</w:t>
+        <w:t xml:space="preserve">Definition 10 (Normal distribution (Gaussian distribution))</w:t>
       </w:r>
       <w:r>
         <w:t xml:space="preserve"> </w:t>
@@ -25196,7 +25196,7 @@
           <w:b/>
           <w:bCs/>
         </w:rPr>
-        <w:t xml:space="preserve">Definition 17 (Joint probability mass function)</w:t>
+        <w:t xml:space="preserve">Definition 17 (Joint probability mass function (joint PMF))</w:t>
       </w:r>
       <w:r>
         <w:t xml:space="preserve"> </w:t>
@@ -25266,7 +25266,17 @@
         <w:t xml:space="preserve"> </w:t>
       </w:r>
       <w:r>
-        <w:t xml:space="preserve">(joint PMF) of</w:t>
+        <w:t xml:space="preserve">(</w:t>
+      </w:r>
+      <w:r>
+        <w:rPr>
+          <w:b/>
+          <w:bCs/>
+        </w:rPr>
+        <w:t xml:space="preserve">joint PMF</w:t>
+      </w:r>
+      <w:r>
+        <w:t xml:space="preserve">) of</w:t>
       </w:r>
       <w:r>
         <w:t xml:space="preserve"> </w:t>
@@ -27782,7 +27792,7 @@
           <w:b/>
           <w:bCs/>
         </w:rPr>
-        <w:t xml:space="preserve">Definition 19 (Joint probability density function)</w:t>
+        <w:t xml:space="preserve">Definition 19 (Joint probability density function (joint density))</w:t>
       </w:r>
       <w:r>
         <w:t xml:space="preserve"> </w:t>
@@ -27852,7 +27862,17 @@
         <w:t xml:space="preserve"> </w:t>
       </w:r>
       <w:r>
-        <w:t xml:space="preserve">(joint density) of</w:t>
+        <w:t xml:space="preserve">(</w:t>
+      </w:r>
+      <w:r>
+        <w:rPr>
+          <w:b/>
+          <w:bCs/>
+        </w:rPr>
+        <w:t xml:space="preserve">joint density</w:t>
+      </w:r>
+      <w:r>
+        <w:t xml:space="preserve">) of</w:t>
       </w:r>
       <w:r>
         <w:t xml:space="preserve"> </w:t>
@@ -37793,7 +37813,7 @@
           <w:b/>
           <w:bCs/>
         </w:rPr>
-        <w:t xml:space="preserve">Definition 21 (Survival function)</w:t>
+        <w:t xml:space="preserve">Definition 21 (Survival function (survivor function))</w:t>
       </w:r>
       <w:r>
         <w:t xml:space="preserve"> </w:t>
@@ -40023,7 +40043,7 @@
           <w:b/>
           <w:bCs/>
         </w:rPr>
-        <w:t xml:space="preserve">Definition 22 (Hazard function)</w:t>
+        <w:t xml:space="preserve">Definition 22 (Hazard function (hazard rate, hazard rate function))</w:t>
       </w:r>
       <w:r>
         <w:t xml:space="preserve"> </w:t>
